--- a/templates/plan_without_group_results.docx
+++ b/templates/plan_without_group_results.docx
@@ -514,7 +514,7 @@
                 <w:rFonts w:ascii="Times New Roman" w:cs="Times New Roman" w:eastAsia="Times New Roman" w:hAnsi="Times New Roman"/>
                 <w:rtl w:val="0"/>
               </w:rPr>
-              <w:t xml:space="preserve">{{ h.per_week }}</w:t>
+              <w:t xml:space="preserve">{{ ‘%g’ | format(h.per_week) }}</w:t>
             </w:r>
           </w:p>
         </w:tc>
